--- a/Quellen/Anhänge/Buch/Kapitel-11.docx
+++ b/Quellen/Anhänge/Buch/Kapitel-11.docx
@@ -38,7 +38,7 @@
     </w:p>
     <w:p>
       <w:r>
-        <w:t>Fang klein an. Ein Glas Wasser nach dem Aufstehen, ein aufgeräumtes Zimmer, ein kurzer Lauf. Es waren die Kleinigkeiten, mit denen bei mir alles begann, und jede einzelne davon war ein Sieg.</w:t>
+        <w:t>Fang klein an. Ein Glas Wasser nach dem Aufstehen, ein paar Minuten frische Luft, ein bisschen Bewegung am Morgen. Es waren die Kleinigkeiten, mit denen bei mir alles begann, und jede einzelne davon war ein Sieg.</w:t>
       </w:r>
     </w:p>
     <w:p>
@@ -48,7 +48,7 @@
     </w:p>
     <w:p>
       <w:r>
-        <w:t>Werde stärker in beide Richtungen. Leistung und Erscheinung, Ausdauer und Kraft – lass dich nicht zwingen, dich für eine Seite zu entscheiden. Werde jeden Tag ein Prozent besser, statt in Sprüngen alles auf einmal zu wollen.</w:t>
+        <w:t>Werde stärker in beide Richtungen. Körper und Geist, Training und Arbeit – lass dich nicht zwingen, dich für eine Seite zu entscheiden. Werde jeden Tag ein Prozent besser, statt in Sprüngen alles auf einmal zu wollen.</w:t>
       </w:r>
     </w:p>
     <w:p>
@@ -78,7 +78,7 @@
     </w:p>
     <w:p>
       <w:r>
-        <w:t>Mein Vorschlag: Mach diesen Test in einigen Monaten noch einmal. Nicht, um dich zu bewerten, sondern um dich daran zu erinnern, wie weit du schon gekommen bist.</w:t>
+        <w:t>Mein Vorschlag: Beantworte die Fragen am Ende dieses Buches in einigen Monaten noch einmal. Nicht, um dich zu bewerten, sondern um dich daran zu erinnern, wie weit du schon gekommen bist.</w:t>
       </w:r>
     </w:p>
     <w:p>
@@ -91,7 +91,7 @@
     </w:p>
     <w:p>
       <w:r>
-        <w:t>Als ich dieses Buch begonnen habe, habe ich dir gesagt, dass ich nicht hier bin, weil ich alles gelöst habe oder ein perfektes Leben führe. Das gilt auch heute noch. Ich ringe immer noch mit manchen der Dinge, über die ich geschrieben habe. Aber ich bin mir selbst und meinem eigenen Weg ein großes Stück nähergekommen – meinem inneren Frieden und einem echten Sinn, statt nur einem Ziel nach dem nächsten hinterherzujagen.</w:t>
+        <w:t>Als ich dieses Buch begonnen habe, habe ich dir gesagt, dass ich nicht hier bin, weil ich alles gelöst habe oder ein perfektes Leben führe. Das gilt auch heute noch. Ich ringe immer noch mit manchen der Dinge, über die ich geschrieben habe. Selbst jetzt, bei dieser neuen Aufgabe, diesem Buch, begleiten mich Selbstzweifel. Und trotzdem stehe ich zu jedem einzelnen Wort – weil ich das, was ich erlebt habe, unbedingt mit dir teilen wollte. Aber ich bin mir selbst und meinem eigenen Weg ein großes Stück nähergekommen – meinem inneren Frieden und einem echten Sinn, statt nur einem Ziel nach dem nächsten hinterherzujagen.</w:t>
       </w:r>
     </w:p>
     <w:p>
@@ -119,32 +119,32 @@
     </w:p>
     <w:p>
       <w:r>
-        <w:t>Ganz am Anfang dieses Buches habe ich dir einen Fragebogen gegeben. Sieben Fragen, keine davon mit einem richtigen oder falschen Ergebnis – nur mit deiner ganz persönlichen, ehrlichen Antwort. Ich habe dir damals versprochen, dass du deinen Fortschritt am Ende nicht nur erahnen, sondern schwarz auf weiß sehen wirst. Jetzt ist dieser Moment gekommen.</w:t>
+        <w:t>Ganz am Anfang dieses Buches habe ich dir einen Fragebogen gegeben. Sieben Fragen, keine davon mit einem richtigen oder falschen Ergebnis – nur mit deiner ganz persönlichen, ehrlichen Antwort. Damals hast du sie ohne das Wissen beantwortet, das du jetzt in dir trägst. Ich habe dir versprochen, dass du deinen Fortschritt am Ende nicht nur erahnen, sondern schwarz auf weiß sehen wirst. Jetzt ist dieser Moment gekommen.</w:t>
       </w:r>
     </w:p>
     <w:p>
       <w:r>
-        <w:t>Schau dir deine ersten Antworten noch nicht an. Beantworte die Fragen so, als würdest du sie zum ersten Mal lesen. Nimm dir für jede einen kurzen Moment Zeit, halte fest, was dir durch den Kopf geht, und sei dabei genauso ehrlich wie beim ersten Mal. Erst wenn du fertig bist, legst du beide Antworten nebeneinander. Vielleicht erkennst du dich in manchen kaum wieder. Vielleicht hat sich bei anderen fast nichts verändert. Beides ist in Ordnung.</w:t>
+        <w:t>Die sieben Fragen, die nun folgen, greifen dieselben Themen noch einmal auf – aber diesmal lassen sie sich nicht mit Ja oder Nein beantworten. Sie verlangen, dass du das, was du in diesem Buch gelernt hast, in deine eigenen Worte fasst und auf dein eigenes Leben überträgst. Nimm dir für jede Frage Zeit, schreib auf, was dir einfällt, und sei dabei genauso ehrlich wie beim ersten Mal. Erst wenn du fertig bist, legst du deine Antworten vom Anfang daneben. Vielleicht erkennst du dich in manchen kaum wieder. Vielleicht fällt dir bei anderen die Antwort noch schwer. Beides ist in Ordnung.</w:t>
       </w:r>
     </w:p>
     <w:p>
       <w:r>
-        <w:t>Jede dieser Fragen gehört zu einem Teil dieses Buches, und vielleicht hilft es dir, sie beim Vergleichen in diesem Zusammenhang zu sehen. Die erste Frage, die nach der leisen Ungerechtigkeit, zieht sich durch meine ganze Geschichte – vom Tiefpunkt bis zur Wende. Die zweite gehört zur Optimierungsfalle und zu der Erkenntnis, dass Disziplin niemals ein Käfig ist, wenn man sie mit Plan und Grenzen führt. Die dritte gehört zu der Frage, wer du wirst, wenn sich alles verändert, und zu dem dunklen Tunnel, der dich von den Menschen um dich herum trennen kann. Die vierte gehört zu dem Gedanken, dass Leistung und Ästhetik sich nicht ausschließen, sondern ergänzen. Die fünfte gehört zur Ernährung als flexiblem Fundament, das einen gemeinsamen Abend niemals zum Scheitern macht. Die sechste gehört zur Kunst des Nichtstuns. Und die siebte gehört zu all dem Fortschritt, den man nicht sieht.</w:t>
+        <w:t>Jede dieser Fragen gehört zu einem Teil dieses Buches, und vielleicht hilft es dir, sie beim Vergleichen in diesem Zusammenhang zu sehen. Die erste Frage, die nach der leisen Ungerechtigkeit, zieht sich durch meine ganze Geschichte – vom Tiefpunkt bis zur Wende. Die zweite gehört zur Optimierungsfalle und zu der Erkenntnis, dass Disziplin niemals ein Käfig ist, wenn man sie mit Plan und Grenzen führt. Die dritte gehört zu der Frage, wer du wirst, wenn sich alles verändert, und zu dem dunklen Tunnel, der dich von den Menschen um dich herum trennen kann. Die vierte gehört zu dem Gedanken, dass Körper und Geist, Training und Arbeit sich nicht ausschließen, sondern ergänzen. Die fünfte gehört zur Ernährung als flexiblem Fundament, das einen gemeinsamen Abend niemals zum Scheitern macht. Die sechste gehört zur Kunst des Nichtstuns. Und die siebte gehört zu all dem Fortschritt, den man nicht sieht.</w:t>
       </w:r>
     </w:p>
     <w:p>
       <w:r>
-        <w:t>Wo sich deine Antwort verändert hat, hast du schwarz auf weiß vor dir, was dieses Buch in dir bewegt hat. Nimm dir einen Moment und erkenne es an. Erinnere dich daran, was ich dir im neunten Kapitel gesagt habe: Erfolge sind etwas Großes und nichts Selbstverständliches.</w:t>
+        <w:t>Wo du heute eine klare Antwort findest, wo dir am Anfang vielleicht nur ein ungutes Gefühl blieb, hast du schwarz auf weiß vor dir, was dieses Buch in dir bewegt hat. Nimm dir einen Moment und erkenne es an. Erinnere dich daran, was ich dir im neunten Kapitel gesagt habe: Erfolge sind etwas Großes und nichts Selbstverständliches.</w:t>
       </w:r>
     </w:p>
     <w:p>
       <w:r>
-        <w:t>Und wo sich deine Antwort kaum verändert hat, sei nicht enttäuscht. Veränderung braucht Zeit, und vieles davon geschieht im Inneren, lange bevor es sich in einer Antwort zeigt. Vielleicht ist das genau der Bereich, in dem dein nächster Schritt liegt. Lies das passende Kapitel noch einmal, mit dem Wissen, das du heute hast. Du wirst es anders lesen als beim ersten Mal.</w:t>
+        <w:t>Und wo dir eine Antwort noch schwerfällt, sei nicht enttäuscht. Veränderung braucht Zeit, und vieles davon geschieht im Inneren, lange bevor es sich in einer Antwort zeigt. Vielleicht ist das genau der Bereich, in dem dein nächster Schritt liegt. Lies das passende Kapitel noch einmal, mit dem Wissen, das du heute hast. Du wirst es anders lesen als beim ersten Mal.</w:t>
       </w:r>
     </w:p>
     <w:p>
       <w:r>
-        <w:t>Dieses Buch hat mit diesen Fragen begonnen, und es endet mit ihnen. Was dazwischen liegt, liegt jetzt bei dir.</w:t>
+        <w:t>Dieses Buch hat mit diesen sieben Themen begonnen, und es endet mit ihnen. Was dazwischen liegt, liegt jetzt bei dir.</w:t>
       </w:r>
     </w:p>
     <w:p>
@@ -157,37 +157,37 @@
     </w:p>
     <w:p>
       <w:r>
-        <w:t>1. Fühlst du manchmal diese leise Ungerechtigkeit – dass du dir alles hart erarbeiten musstest, während es für andere einfach so lief – auch wenn du eigentlich weißt, dass genau das dein Vorteil vor den anderen ist?</w:t>
+        <w:t>1. Was hast du aus deinem eigenen Tiefpunkt mitgenommen – und warum kann gerade das, was du dir hart erarbeiten musstest, dein größter Vorteil sein?</w:t>
       </w:r>
     </w:p>
     <w:p>
       <w:r>
-        <w:t>2. Hast du manchmal das Gefühl, dass sich Disziplin für dich eher wie ein Käfig anfühlt als wie Freiheit – als müsstest du dich ständig zwischen einem kontrollierten Leben und einem Leben, das du wirklich lebst, entscheiden?</w:t>
+        <w:t>2. Wie führst du deine Disziplin heute, damit sie dir Freiheit schenkt, statt zum Käfig zu werden? Welchen Plan, welche Grenzen und welchen Sinn setzt du dir?</w:t>
       </w:r>
     </w:p>
     <w:p>
       <w:r>
-        <w:t>3. Warst du schon mal bei Freunden, aber innerlich gar nicht wirklich im Moment – weil Optimierungsängste deinen Kopf eingenommen und dich vom direkten Kontakt abgewendet haben?</w:t>
+        <w:t>3. Woran erkennst du, dass du in den dunklen Tunnel gerätst – und was tust du, um bei den Menschen, die dir wichtig sind, wirklich im Moment zu sein?</w:t>
       </w:r>
     </w:p>
     <w:p>
       <w:r>
-        <w:t>4. Hattest du schon mal das Gefühl, deine Leistung extrem gesteigert zu haben, aber dein Erscheinungsbild darunter gelitten hat – und du so nie das maximal Mögliche rausgeholt hast?</w:t>
+        <w:t>4. Wie bringst du Körper und Geist – Training auf der einen, Schule, Arbeit oder Business auf der anderen Seite – heute so zusammen, dass sich beide ergänzen, statt sich gegenseitig auszubremsen?</w:t>
       </w:r>
     </w:p>
     <w:p>
       <w:r>
-        <w:t>5. Hattest du nach einem schönen Essen mit Familie oder Freunden schon mal das Gefühl „verloren“ zu haben – weil du dadurch bezüglich deiner Ernährung versagt hast?</w:t>
+        <w:t>5. Wie sieht deine Ernährung heute aus – deine Grundbasis, deine Routine, deine Supplemente –, und warum ist ein schöner Abend mit Familie oder Freunden darin niemals ein Scheitern?</w:t>
       </w:r>
     </w:p>
     <w:p>
       <w:r>
-        <w:t>6. Hast du dich an einem Tag ohne Training schon mal so unproduktiv gefühlt, dass du am liebsten alle deine Ziele hingeschmissen hättest – obwohl genau diese Ruhe das Fundament für deinen späteren Erfolg bildet?</w:t>
+        <w:t>6. Wie gestaltest du heute einen Ruhetag, und warum gehört er zum Fundament deines Fortschritts?</w:t>
       </w:r>
     </w:p>
     <w:p>
       <w:r>
-        <w:t>7. Hast du das Gefühl, mehr zu geben als andere – mehr zu lernen, öfter zu trainieren, mehr auf deine Ernährung zu achten – aber keinen wirklichen Unterschied bezüglich des Erfolges zwischen dir und anderen zu sehen?</w:t>
+        <w:t>7. Woran misst du deinen Fortschritt, wenn du ihn gerade nicht sehen kannst – und wofür bist du auf dem Weg, den du schon gegangen bist, dankbar?</w:t>
       </w:r>
     </w:p>
     <w:sectPr>
